--- a/Quotations/Rishabh/SoulmateEvents_Mr.Rishabh(15th 16th March,2026).docx
+++ b/Quotations/Rishabh/SoulmateEvents_Mr.Rishabh(15th 16th March,2026).docx
@@ -1381,25 +1381,7 @@
                 <w:sz w:val="24"/>
                 <w:szCs w:val="24"/>
               </w:rPr>
-              <w:t xml:space="preserve"> [2 Monitors </w:t>
-            </w:r>
-            <w:proofErr w:type="gramStart"/>
-            <w:r>
-              <w:rPr>
-                <w:rFonts w:cstheme="minorHAnsi"/>
-                <w:sz w:val="24"/>
-                <w:szCs w:val="24"/>
-              </w:rPr>
-              <w:t>On</w:t>
-            </w:r>
-            <w:proofErr w:type="gramEnd"/>
-            <w:r>
-              <w:rPr>
-                <w:rFonts w:cstheme="minorHAnsi"/>
-                <w:sz w:val="24"/>
-                <w:szCs w:val="24"/>
-              </w:rPr>
-              <w:t xml:space="preserve"> Stand]</w:t>
+              <w:t xml:space="preserve"> [2 Monitors On Stand]</w:t>
             </w:r>
           </w:p>
           <w:p>
@@ -1582,7 +1564,23 @@
                 <w:sz w:val="24"/>
                 <w:szCs w:val="24"/>
               </w:rPr>
-              <w:t>Fluet Artist</w:t>
+              <w:t>Flu</w:t>
+            </w:r>
+            <w:r>
+              <w:rPr>
+                <w:rFonts w:cstheme="minorHAnsi"/>
+                <w:sz w:val="24"/>
+                <w:szCs w:val="24"/>
+              </w:rPr>
+              <w:t>te</w:t>
+            </w:r>
+            <w:r>
+              <w:rPr>
+                <w:rFonts w:cstheme="minorHAnsi"/>
+                <w:sz w:val="24"/>
+                <w:szCs w:val="24"/>
+              </w:rPr>
+              <w:t xml:space="preserve"> Artist</w:t>
             </w:r>
           </w:p>
         </w:tc>
@@ -1666,23 +1664,37 @@
               </w:rPr>
               <w:t xml:space="preserve"> </w:t>
             </w:r>
-            <w:proofErr w:type="gramStart"/>
-            <w:r>
-              <w:rPr>
-                <w:rFonts w:cstheme="minorHAnsi"/>
-                <w:sz w:val="24"/>
-                <w:szCs w:val="24"/>
-              </w:rPr>
-              <w:t>Banner(</w:t>
-            </w:r>
-            <w:proofErr w:type="gramEnd"/>
-            <w:r>
-              <w:rPr>
-                <w:rFonts w:cstheme="minorHAnsi"/>
-                <w:sz w:val="24"/>
-                <w:szCs w:val="24"/>
-              </w:rPr>
-              <w:t>2)</w:t>
+            <w:r>
+              <w:rPr>
+                <w:rFonts w:cstheme="minorHAnsi"/>
+                <w:sz w:val="24"/>
+                <w:szCs w:val="24"/>
+              </w:rPr>
+              <w:t>Banner Hoarding (</w:t>
+            </w:r>
+            <w:r>
+              <w:rPr>
+                <w:rFonts w:cstheme="minorHAnsi"/>
+                <w:sz w:val="24"/>
+                <w:szCs w:val="24"/>
+              </w:rPr>
+              <w:t>2</w:t>
+            </w:r>
+            <w:r>
+              <w:rPr>
+                <w:rFonts w:cstheme="minorHAnsi"/>
+                <w:sz w:val="24"/>
+                <w:szCs w:val="24"/>
+              </w:rPr>
+              <w:t xml:space="preserve"> </w:t>
+            </w:r>
+            <w:r>
+              <w:rPr>
+                <w:rFonts w:cstheme="minorHAnsi"/>
+                <w:sz w:val="24"/>
+                <w:szCs w:val="24"/>
+              </w:rPr>
+              <w:t>)</w:t>
             </w:r>
           </w:p>
           <w:p>
@@ -3082,7 +3094,23 @@
                 <w:sz w:val="24"/>
                 <w:szCs w:val="24"/>
               </w:rPr>
-              <w:t>[300 Sq. Ft.] With Video Jockey</w:t>
+              <w:t>[</w:t>
+            </w:r>
+            <w:r>
+              <w:rPr>
+                <w:rFonts w:cstheme="minorHAnsi"/>
+                <w:sz w:val="24"/>
+                <w:szCs w:val="24"/>
+              </w:rPr>
+              <w:t>45</w:t>
+            </w:r>
+            <w:r>
+              <w:rPr>
+                <w:rFonts w:cstheme="minorHAnsi"/>
+                <w:sz w:val="24"/>
+                <w:szCs w:val="24"/>
+              </w:rPr>
+              <w:t>0 Sq. Ft.] With Video Jockey</w:t>
             </w:r>
           </w:p>
         </w:tc>
@@ -3115,7 +3143,15 @@
                 <w:sz w:val="24"/>
                 <w:szCs w:val="24"/>
               </w:rPr>
-              <w:t>30,000 /-</w:t>
+              <w:t>45</w:t>
+            </w:r>
+            <w:r>
+              <w:rPr>
+                <w:rFonts w:cstheme="minorHAnsi"/>
+                <w:sz w:val="24"/>
+                <w:szCs w:val="24"/>
+              </w:rPr>
+              <w:t>,000 /-</w:t>
             </w:r>
           </w:p>
         </w:tc>
@@ -3230,36 +3266,16 @@
                 <w:sz w:val="24"/>
                 <w:szCs w:val="24"/>
               </w:rPr>
-              <w:t xml:space="preserve">Live Band </w:t>
-            </w:r>
-            <w:proofErr w:type="gramStart"/>
-            <w:r>
-              <w:rPr>
-                <w:rFonts w:cstheme="minorHAnsi"/>
-                <w:sz w:val="24"/>
-                <w:szCs w:val="24"/>
-              </w:rPr>
-              <w:t>With</w:t>
-            </w:r>
-            <w:proofErr w:type="gramEnd"/>
-            <w:r>
-              <w:rPr>
-                <w:rFonts w:cstheme="minorHAnsi"/>
-                <w:sz w:val="24"/>
-                <w:szCs w:val="24"/>
-              </w:rPr>
-              <w:t xml:space="preserve"> </w:t>
-            </w:r>
-            <w:proofErr w:type="spellStart"/>
-            <w:r>
-              <w:rPr>
-                <w:rFonts w:cstheme="minorHAnsi"/>
-                <w:sz w:val="24"/>
-                <w:szCs w:val="24"/>
-              </w:rPr>
-              <w:t>Techrider</w:t>
-            </w:r>
-            <w:proofErr w:type="spellEnd"/>
+              <w:t xml:space="preserve">Live Band With </w:t>
+            </w:r>
+            <w:r>
+              <w:rPr>
+                <w:rFonts w:cstheme="minorHAnsi"/>
+                <w:sz w:val="24"/>
+                <w:szCs w:val="24"/>
+              </w:rPr>
+              <w:t>Tech-rider</w:t>
+            </w:r>
           </w:p>
         </w:tc>
         <w:tc>
@@ -3415,31 +3431,7 @@
                 <w:sz w:val="24"/>
                 <w:szCs w:val="24"/>
               </w:rPr>
-              <w:t xml:space="preserve">Special Entry </w:t>
-            </w:r>
-            <w:proofErr w:type="gramStart"/>
-            <w:r>
-              <w:rPr>
-                <w:rFonts w:cstheme="minorHAnsi"/>
-                <w:b/>
-                <w:bCs/>
-                <w:color w:val="ED7D31" w:themeColor="accent2"/>
-                <w:sz w:val="24"/>
-                <w:szCs w:val="24"/>
-              </w:rPr>
-              <w:t>On</w:t>
-            </w:r>
-            <w:proofErr w:type="gramEnd"/>
-            <w:r>
-              <w:rPr>
-                <w:rFonts w:cstheme="minorHAnsi"/>
-                <w:b/>
-                <w:bCs/>
-                <w:color w:val="ED7D31" w:themeColor="accent2"/>
-                <w:sz w:val="24"/>
-                <w:szCs w:val="24"/>
-              </w:rPr>
-              <w:t xml:space="preserve"> Entry</w:t>
+              <w:t>Special Entry On Entry</w:t>
             </w:r>
           </w:p>
           <w:p>
@@ -3487,15 +3479,7 @@
                 <w:sz w:val="24"/>
                 <w:szCs w:val="24"/>
               </w:rPr>
-              <w:t>Bubble</w:t>
-            </w:r>
-            <w:r>
-              <w:rPr>
-                <w:rFonts w:cstheme="minorHAnsi"/>
-                <w:sz w:val="24"/>
-                <w:szCs w:val="24"/>
-              </w:rPr>
-              <w:t xml:space="preserve"> Machine</w:t>
+              <w:t>Bubble Machine</w:t>
             </w:r>
           </w:p>
           <w:p>
@@ -3527,18 +3511,7 @@
                 <w:sz w:val="24"/>
                 <w:szCs w:val="24"/>
               </w:rPr>
-              <w:t xml:space="preserve">Special Entry </w:t>
-            </w:r>
-            <w:r>
-              <w:rPr>
-                <w:rFonts w:cstheme="minorHAnsi"/>
-                <w:b/>
-                <w:bCs/>
-                <w:color w:val="ED7D31" w:themeColor="accent2"/>
-                <w:sz w:val="24"/>
-                <w:szCs w:val="24"/>
-              </w:rPr>
-              <w:t>During Performance</w:t>
+              <w:t>Special Entry During Performance</w:t>
             </w:r>
           </w:p>
           <w:p>
@@ -3618,6 +3591,24 @@
           <w:p>
             <w:pPr>
               <w:jc w:val="center"/>
+              <w:rPr>
+                <w:rFonts w:cstheme="minorHAnsi"/>
+                <w:sz w:val="24"/>
+                <w:szCs w:val="24"/>
+              </w:rPr>
+            </w:pPr>
+          </w:p>
+          <w:p>
+            <w:pPr>
+              <w:rPr>
+                <w:rFonts w:cstheme="minorHAnsi"/>
+                <w:sz w:val="24"/>
+                <w:szCs w:val="24"/>
+              </w:rPr>
+            </w:pPr>
+          </w:p>
+          <w:p>
+            <w:pPr>
               <w:rPr>
                 <w:rFonts w:cstheme="minorHAnsi"/>
                 <w:sz w:val="24"/>
@@ -5119,44 +5110,8 @@
                 <w:sz w:val="24"/>
                 <w:szCs w:val="24"/>
               </w:rPr>
-              <w:t xml:space="preserve">pecial Effects </w:t>
-            </w:r>
-            <w:proofErr w:type="gramStart"/>
-            <w:r>
-              <w:rPr>
-                <w:rFonts w:cstheme="minorHAnsi"/>
-                <w:b/>
-                <w:bCs/>
-                <w:color w:val="ED7D31" w:themeColor="accent2"/>
-                <w:sz w:val="24"/>
-                <w:szCs w:val="24"/>
-              </w:rPr>
-              <w:t>On</w:t>
-            </w:r>
-            <w:proofErr w:type="gramEnd"/>
-            <w:r>
-              <w:rPr>
-                <w:rFonts w:cstheme="minorHAnsi"/>
-                <w:b/>
-                <w:bCs/>
-                <w:color w:val="ED7D31" w:themeColor="accent2"/>
-                <w:sz w:val="24"/>
-                <w:szCs w:val="24"/>
-              </w:rPr>
-              <w:t xml:space="preserve"> Entry</w:t>
-            </w:r>
-          </w:p>
-          <w:p>
-            <w:pPr>
-              <w:rPr>
-                <w:rFonts w:cstheme="minorHAnsi"/>
-                <w:b/>
-                <w:bCs/>
-                <w:color w:val="EE0000"/>
-                <w:sz w:val="24"/>
-                <w:szCs w:val="24"/>
-              </w:rPr>
-            </w:pPr>
+              <w:t>pecial Effects On Entry</w:t>
+            </w:r>
           </w:p>
           <w:p>
             <w:pPr>
@@ -5278,6 +5233,15 @@
             <w:pPr>
               <w:rPr>
                 <w:rFonts w:cstheme="minorHAnsi"/>
+                <w:sz w:val="24"/>
+                <w:szCs w:val="24"/>
+              </w:rPr>
+            </w:pPr>
+          </w:p>
+          <w:p>
+            <w:pPr>
+              <w:rPr>
+                <w:rFonts w:cstheme="minorHAnsi"/>
                 <w:b/>
                 <w:bCs/>
                 <w:color w:val="ED7D31" w:themeColor="accent2"/>
@@ -5305,31 +5269,7 @@
                 <w:sz w:val="24"/>
                 <w:szCs w:val="24"/>
               </w:rPr>
-              <w:t xml:space="preserve">pecial Effects </w:t>
-            </w:r>
-            <w:proofErr w:type="gramStart"/>
-            <w:r>
-              <w:rPr>
-                <w:rFonts w:cstheme="minorHAnsi"/>
-                <w:b/>
-                <w:bCs/>
-                <w:color w:val="ED7D31" w:themeColor="accent2"/>
-                <w:sz w:val="24"/>
-                <w:szCs w:val="24"/>
-              </w:rPr>
-              <w:t>By</w:t>
-            </w:r>
-            <w:proofErr w:type="gramEnd"/>
-            <w:r>
-              <w:rPr>
-                <w:rFonts w:cstheme="minorHAnsi"/>
-                <w:b/>
-                <w:bCs/>
-                <w:color w:val="ED7D31" w:themeColor="accent2"/>
-                <w:sz w:val="24"/>
-                <w:szCs w:val="24"/>
-              </w:rPr>
-              <w:t xml:space="preserve"> Anchor</w:t>
+              <w:t>pecial Effects By Anchor</w:t>
             </w:r>
           </w:p>
           <w:p>
@@ -6245,7 +6185,23 @@
                 <w:sz w:val="24"/>
                 <w:szCs w:val="24"/>
               </w:rPr>
-              <w:t>16x24)</w:t>
+              <w:t>16x2</w:t>
+            </w:r>
+            <w:r>
+              <w:rPr>
+                <w:rFonts w:cstheme="minorHAnsi"/>
+                <w:sz w:val="24"/>
+                <w:szCs w:val="24"/>
+              </w:rPr>
+              <w:t>0</w:t>
+            </w:r>
+            <w:r>
+              <w:rPr>
+                <w:rFonts w:cstheme="minorHAnsi"/>
+                <w:sz w:val="24"/>
+                <w:szCs w:val="24"/>
+              </w:rPr>
+              <w:t>)</w:t>
             </w:r>
           </w:p>
           <w:p>
@@ -6527,31 +6483,7 @@
                 <w:sz w:val="24"/>
                 <w:szCs w:val="24"/>
               </w:rPr>
-              <w:t xml:space="preserve">Special Effects </w:t>
-            </w:r>
-            <w:proofErr w:type="gramStart"/>
-            <w:r>
-              <w:rPr>
-                <w:rFonts w:cstheme="minorHAnsi"/>
-                <w:b/>
-                <w:bCs/>
-                <w:color w:val="ED7D31" w:themeColor="accent2"/>
-                <w:sz w:val="24"/>
-                <w:szCs w:val="24"/>
-              </w:rPr>
-              <w:t>On</w:t>
-            </w:r>
-            <w:proofErr w:type="gramEnd"/>
-            <w:r>
-              <w:rPr>
-                <w:rFonts w:cstheme="minorHAnsi"/>
-                <w:b/>
-                <w:bCs/>
-                <w:color w:val="ED7D31" w:themeColor="accent2"/>
-                <w:sz w:val="24"/>
-                <w:szCs w:val="24"/>
-              </w:rPr>
-              <w:t xml:space="preserve"> Jai Mala</w:t>
+              <w:t>Special Effects On Jai Mala</w:t>
             </w:r>
           </w:p>
           <w:p>
@@ -7387,8 +7319,137 @@
                 <w:sz w:val="24"/>
                 <w:szCs w:val="24"/>
               </w:rPr>
-              <w:t>{sound Setup, Trusses, Professional Jockey &amp; Genset]</w:t>
-            </w:r>
+              <w:t>[S</w:t>
+            </w:r>
+            <w:r>
+              <w:rPr>
+                <w:rFonts w:cstheme="minorHAnsi"/>
+                <w:sz w:val="24"/>
+                <w:szCs w:val="24"/>
+              </w:rPr>
+              <w:t>ound Setup</w:t>
+            </w:r>
+            <w:r>
+              <w:rPr>
+                <w:rFonts w:cstheme="minorHAnsi"/>
+                <w:sz w:val="24"/>
+                <w:szCs w:val="24"/>
+              </w:rPr>
+              <w:t>,</w:t>
+            </w:r>
+          </w:p>
+          <w:p>
+            <w:pPr>
+              <w:pStyle w:val="ListParagraph"/>
+              <w:jc w:val="both"/>
+              <w:rPr>
+                <w:rFonts w:cstheme="minorHAnsi"/>
+                <w:sz w:val="24"/>
+                <w:szCs w:val="24"/>
+              </w:rPr>
+            </w:pPr>
+            <w:r>
+              <w:rPr>
+                <w:rFonts w:cstheme="minorHAnsi"/>
+                <w:sz w:val="24"/>
+                <w:szCs w:val="24"/>
+              </w:rPr>
+              <w:t>Trusses</w:t>
+            </w:r>
+            <w:r>
+              <w:rPr>
+                <w:rFonts w:cstheme="minorHAnsi"/>
+                <w:sz w:val="24"/>
+                <w:szCs w:val="24"/>
+              </w:rPr>
+              <w:t>,</w:t>
+            </w:r>
+          </w:p>
+          <w:p>
+            <w:pPr>
+              <w:pStyle w:val="ListParagraph"/>
+              <w:jc w:val="both"/>
+              <w:rPr>
+                <w:rFonts w:cstheme="minorHAnsi"/>
+                <w:sz w:val="24"/>
+                <w:szCs w:val="24"/>
+              </w:rPr>
+            </w:pPr>
+            <w:r>
+              <w:rPr>
+                <w:rFonts w:cstheme="minorHAnsi"/>
+                <w:sz w:val="24"/>
+                <w:szCs w:val="24"/>
+              </w:rPr>
+              <w:t>Sharpy &amp; Led Lights,</w:t>
+            </w:r>
+          </w:p>
+          <w:p>
+            <w:pPr>
+              <w:pStyle w:val="ListParagraph"/>
+              <w:jc w:val="both"/>
+              <w:rPr>
+                <w:rFonts w:cstheme="minorHAnsi"/>
+                <w:sz w:val="24"/>
+                <w:szCs w:val="24"/>
+              </w:rPr>
+            </w:pPr>
+            <w:r>
+              <w:rPr>
+                <w:rFonts w:cstheme="minorHAnsi"/>
+                <w:sz w:val="24"/>
+                <w:szCs w:val="24"/>
+              </w:rPr>
+              <w:t>Professional Jockey</w:t>
+            </w:r>
+          </w:p>
+          <w:p>
+            <w:pPr>
+              <w:pStyle w:val="ListParagraph"/>
+              <w:jc w:val="both"/>
+              <w:rPr>
+                <w:rFonts w:cstheme="minorHAnsi"/>
+                <w:sz w:val="24"/>
+                <w:szCs w:val="24"/>
+              </w:rPr>
+            </w:pPr>
+            <w:r>
+              <w:rPr>
+                <w:rFonts w:cstheme="minorHAnsi"/>
+                <w:sz w:val="24"/>
+                <w:szCs w:val="24"/>
+              </w:rPr>
+              <w:t xml:space="preserve">      &amp;</w:t>
+            </w:r>
+          </w:p>
+          <w:p>
+            <w:pPr>
+              <w:pStyle w:val="ListParagraph"/>
+              <w:jc w:val="both"/>
+              <w:rPr>
+                <w:rFonts w:cstheme="minorHAnsi"/>
+                <w:sz w:val="24"/>
+                <w:szCs w:val="24"/>
+              </w:rPr>
+            </w:pPr>
+            <w:r>
+              <w:rPr>
+                <w:rFonts w:cstheme="minorHAnsi"/>
+                <w:sz w:val="24"/>
+                <w:szCs w:val="24"/>
+              </w:rPr>
+              <w:t>Genset]</w:t>
+            </w:r>
+          </w:p>
+          <w:p>
+            <w:pPr>
+              <w:jc w:val="both"/>
+              <w:rPr>
+                <w:rFonts w:cstheme="minorHAnsi"/>
+                <w:sz w:val="24"/>
+                <w:szCs w:val="24"/>
+              </w:rPr>
+            </w:pPr>
           </w:p>
         </w:tc>
         <w:tc>
@@ -7488,7 +7549,7 @@
                 <w:sz w:val="24"/>
                 <w:szCs w:val="24"/>
               </w:rPr>
-              <w:t xml:space="preserve"> Boys</w:t>
+              <w:t xml:space="preserve"> </w:t>
             </w:r>
           </w:p>
         </w:tc>

--- a/Quotations/Rishabh/SoulmateEvents_Mr.Rishabh(15th 16th March,2026).docx
+++ b/Quotations/Rishabh/SoulmateEvents_Mr.Rishabh(15th 16th March,2026).docx
@@ -1670,7 +1670,15 @@
                 <w:sz w:val="24"/>
                 <w:szCs w:val="24"/>
               </w:rPr>
-              <w:t>Banner Hoarding (</w:t>
+              <w:t xml:space="preserve">Banner Hoarding </w:t>
+            </w:r>
+            <w:r>
+              <w:rPr>
+                <w:rFonts w:cstheme="minorHAnsi"/>
+                <w:sz w:val="24"/>
+                <w:szCs w:val="24"/>
+              </w:rPr>
+              <w:t>[</w:t>
             </w:r>
             <w:r>
               <w:rPr>
@@ -1686,15 +1694,7 @@
                 <w:sz w:val="24"/>
                 <w:szCs w:val="24"/>
               </w:rPr>
-              <w:t xml:space="preserve"> </w:t>
-            </w:r>
-            <w:r>
-              <w:rPr>
-                <w:rFonts w:cstheme="minorHAnsi"/>
-                <w:sz w:val="24"/>
-                <w:szCs w:val="24"/>
-              </w:rPr>
-              <w:t>)</w:t>
+              <w:t>]</w:t>
             </w:r>
           </w:p>
           <w:p>
@@ -5118,7 +5118,7 @@
               <w:pStyle w:val="ListParagraph"/>
               <w:numPr>
                 <w:ilvl w:val="0"/>
-                <w:numId w:val="21"/>
+                <w:numId w:val="33"/>
               </w:numPr>
               <w:rPr>
                 <w:rFonts w:cstheme="minorHAnsi"/>
@@ -5132,23 +5132,7 @@
                 <w:sz w:val="24"/>
                 <w:szCs w:val="24"/>
               </w:rPr>
-              <w:t>H</w:t>
-            </w:r>
-            <w:r>
-              <w:rPr>
-                <w:rFonts w:cstheme="minorHAnsi"/>
-                <w:sz w:val="24"/>
-                <w:szCs w:val="24"/>
-              </w:rPr>
-              <w:t>e</w:t>
-            </w:r>
-            <w:r>
-              <w:rPr>
-                <w:rFonts w:cstheme="minorHAnsi"/>
-                <w:sz w:val="24"/>
-                <w:szCs w:val="24"/>
-              </w:rPr>
-              <w:t>lium</w:t>
+              <w:t>Helium</w:t>
             </w:r>
             <w:r>
               <w:rPr>
@@ -5180,7 +5164,7 @@
               <w:pStyle w:val="ListParagraph"/>
               <w:numPr>
                 <w:ilvl w:val="0"/>
-                <w:numId w:val="21"/>
+                <w:numId w:val="33"/>
               </w:numPr>
               <w:rPr>
                 <w:rFonts w:cstheme="minorHAnsi"/>
@@ -5218,15 +5202,7 @@
                 <w:sz w:val="24"/>
                 <w:szCs w:val="24"/>
               </w:rPr>
-              <w:t>Guns</w:t>
-            </w:r>
-            <w:r>
-              <w:rPr>
-                <w:rFonts w:cstheme="minorHAnsi"/>
-                <w:sz w:val="24"/>
-                <w:szCs w:val="24"/>
-              </w:rPr>
-              <w:t xml:space="preserve"> (4)</w:t>
+              <w:t>Guns (4)</w:t>
             </w:r>
           </w:p>
           <w:p>
@@ -5277,7 +5253,7 @@
               <w:pStyle w:val="ListParagraph"/>
               <w:numPr>
                 <w:ilvl w:val="0"/>
-                <w:numId w:val="21"/>
+                <w:numId w:val="34"/>
               </w:numPr>
               <w:rPr>
                 <w:rFonts w:cstheme="minorHAnsi"/>
@@ -8329,6 +8305,119 @@
 <file path=word/numbering.xml><?xml version="1.0" encoding="utf-8"?>
 <w:numbering xmlns:wpc="http://schemas.microsoft.com/office/word/2010/wordprocessingCanvas" xmlns:cx="http://schemas.microsoft.com/office/drawing/2014/chartex" xmlns:cx1="http://schemas.microsoft.com/office/drawing/2015/9/8/chartex" xmlns:cx2="http://schemas.microsoft.com/office/drawing/2015/10/21/chartex" xmlns:cx3="http://schemas.microsoft.com/office/drawing/2016/5/9/chartex" xmlns:cx4="http://schemas.microsoft.com/office/drawing/2016/5/10/chartex" xmlns:cx5="http://schemas.microsoft.com/office/drawing/2016/5/11/chartex" xmlns:cx6="http://schemas.microsoft.com/office/drawing/2016/5/12/chartex" xmlns:cx7="http://schemas.microsoft.com/office/drawing/2016/5/13/chartex" xmlns:cx8="http://schemas.microsoft.com/office/drawing/2016/5/14/chartex" xmlns:mc="http://schemas.openxmlformats.org/markup-compatibility/2006" xmlns:aink="http://schemas.microsoft.com/office/drawing/2016/ink" xmlns:am3d="http://schemas.microsoft.com/office/drawing/2017/model3d" xmlns:o="urn:schemas-microsoft-com:office:office" xmlns:oel="http://schemas.microsoft.com/office/2019/extlst" xmlns:r="http://schemas.openxmlformats.org/officeDocument/2006/relationships" xmlns:m="http://schemas.openxmlformats.org/officeDocument/2006/math" xmlns:v="urn:schemas-microsoft-com:vml" xmlns:wp14="http://schemas.microsoft.com/office/word/2010/wordprocessingDrawing" xmlns:wp="http://schemas.openxmlformats.org/drawingml/2006/wordprocessingDrawing" xmlns:w10="urn:schemas-microsoft-com:office:word" xmlns:w="http://schemas.openxmlformats.org/wordprocessingml/2006/main" xmlns:w14="http://schemas.microsoft.com/office/word/2010/wordml" xmlns:w15="http://schemas.microsoft.com/office/word/2012/wordml" xmlns:w16cex="http://schemas.microsoft.com/office/word/2018/wordml/cex" xmlns:w16cid="http://schemas.microsoft.com/office/word/2016/wordml/cid" xmlns:w16="http://schemas.microsoft.com/office/word/2018/wordml" xmlns:w16du="http://schemas.microsoft.com/office/word/2023/wordml/word16du" xmlns:w16sdtdh="http://schemas.microsoft.com/office/word/2020/wordml/sdtdatahash" xmlns:w16sdtfl="http://schemas.microsoft.com/office/word/2024/wordml/sdtformatlock" xmlns:w16se="http://schemas.microsoft.com/office/word/2015/wordml/symex" xmlns:wpg="http://schemas.microsoft.com/office/word/2010/wordprocessingGroup" xmlns:wpi="http://schemas.microsoft.com/office/word/2010/wordprocessingInk" xmlns:wne="http://schemas.microsoft.com/office/word/2006/wordml" xmlns:wps="http://schemas.microsoft.com/office/word/2010/wordprocessingShape" mc:Ignorable="w14 w15 w16se w16cid w16 w16cex w16sdtdh w16sdtfl w16du wp14">
   <w:abstractNum w:abstractNumId="0" w15:restartNumberingAfterBreak="0">
+    <w:nsid w:val="00C93D29"/>
+    <w:multiLevelType w:val="hybridMultilevel"/>
+    <w:tmpl w:val="0F2A355A"/>
+    <w:lvl w:ilvl="0" w:tplc="0409000D">
+      <w:start w:val="1"/>
+      <w:numFmt w:val="bullet"/>
+      <w:lvlText w:val=""/>
+      <w:lvlJc w:val="left"/>
+      <w:pPr>
+        <w:ind w:left="1080" w:hanging="360"/>
+      </w:pPr>
+      <w:rPr>
+        <w:rFonts w:ascii="Wingdings" w:hAnsi="Wingdings" w:hint="default"/>
+      </w:rPr>
+    </w:lvl>
+    <w:lvl w:ilvl="1" w:tplc="04090003" w:tentative="1">
+      <w:start w:val="1"/>
+      <w:numFmt w:val="bullet"/>
+      <w:lvlText w:val="o"/>
+      <w:lvlJc w:val="left"/>
+      <w:pPr>
+        <w:ind w:left="1800" w:hanging="360"/>
+      </w:pPr>
+      <w:rPr>
+        <w:rFonts w:ascii="Courier New" w:hAnsi="Courier New" w:cs="Courier New" w:hint="default"/>
+      </w:rPr>
+    </w:lvl>
+    <w:lvl w:ilvl="2" w:tplc="04090005" w:tentative="1">
+      <w:start w:val="1"/>
+      <w:numFmt w:val="bullet"/>
+      <w:lvlText w:val=""/>
+      <w:lvlJc w:val="left"/>
+      <w:pPr>
+        <w:ind w:left="2520" w:hanging="360"/>
+      </w:pPr>
+      <w:rPr>
+        <w:rFonts w:ascii="Wingdings" w:hAnsi="Wingdings" w:hint="default"/>
+      </w:rPr>
+    </w:lvl>
+    <w:lvl w:ilvl="3" w:tplc="04090001" w:tentative="1">
+      <w:start w:val="1"/>
+      <w:numFmt w:val="bullet"/>
+      <w:lvlText w:val=""/>
+      <w:lvlJc w:val="left"/>
+      <w:pPr>
+        <w:ind w:left="3240" w:hanging="360"/>
+      </w:pPr>
+      <w:rPr>
+        <w:rFonts w:ascii="Symbol" w:hAnsi="Symbol" w:hint="default"/>
+      </w:rPr>
+    </w:lvl>
+    <w:lvl w:ilvl="4" w:tplc="04090003" w:tentative="1">
+      <w:start w:val="1"/>
+      <w:numFmt w:val="bullet"/>
+      <w:lvlText w:val="o"/>
+      <w:lvlJc w:val="left"/>
+      <w:pPr>
+        <w:ind w:left="3960" w:hanging="360"/>
+      </w:pPr>
+      <w:rPr>
+        <w:rFonts w:ascii="Courier New" w:hAnsi="Courier New" w:cs="Courier New" w:hint="default"/>
+      </w:rPr>
+    </w:lvl>
+    <w:lvl w:ilvl="5" w:tplc="04090005" w:tentative="1">
+      <w:start w:val="1"/>
+      <w:numFmt w:val="bullet"/>
+      <w:lvlText w:val=""/>
+      <w:lvlJc w:val="left"/>
+      <w:pPr>
+        <w:ind w:left="4680" w:hanging="360"/>
+      </w:pPr>
+      <w:rPr>
+        <w:rFonts w:ascii="Wingdings" w:hAnsi="Wingdings" w:hint="default"/>
+      </w:rPr>
+    </w:lvl>
+    <w:lvl w:ilvl="6" w:tplc="04090001" w:tentative="1">
+      <w:start w:val="1"/>
+      <w:numFmt w:val="bullet"/>
+      <w:lvlText w:val=""/>
+      <w:lvlJc w:val="left"/>
+      <w:pPr>
+        <w:ind w:left="5400" w:hanging="360"/>
+      </w:pPr>
+      <w:rPr>
+        <w:rFonts w:ascii="Symbol" w:hAnsi="Symbol" w:hint="default"/>
+      </w:rPr>
+    </w:lvl>
+    <w:lvl w:ilvl="7" w:tplc="04090003" w:tentative="1">
+      <w:start w:val="1"/>
+      <w:numFmt w:val="bullet"/>
+      <w:lvlText w:val="o"/>
+      <w:lvlJc w:val="left"/>
+      <w:pPr>
+        <w:ind w:left="6120" w:hanging="360"/>
+      </w:pPr>
+      <w:rPr>
+        <w:rFonts w:ascii="Courier New" w:hAnsi="Courier New" w:cs="Courier New" w:hint="default"/>
+      </w:rPr>
+    </w:lvl>
+    <w:lvl w:ilvl="8" w:tplc="04090005" w:tentative="1">
+      <w:start w:val="1"/>
+      <w:numFmt w:val="bullet"/>
+      <w:lvlText w:val=""/>
+      <w:lvlJc w:val="left"/>
+      <w:pPr>
+        <w:ind w:left="6840" w:hanging="360"/>
+      </w:pPr>
+      <w:rPr>
+        <w:rFonts w:ascii="Wingdings" w:hAnsi="Wingdings" w:hint="default"/>
+      </w:rPr>
+    </w:lvl>
+  </w:abstractNum>
+  <w:abstractNum w:abstractNumId="1" w15:restartNumberingAfterBreak="0">
     <w:nsid w:val="00DE6775"/>
     <w:multiLevelType w:val="hybridMultilevel"/>
     <w:tmpl w:val="6A580894"/>
@@ -8441,7 +8530,7 @@
       </w:rPr>
     </w:lvl>
   </w:abstractNum>
-  <w:abstractNum w:abstractNumId="1" w15:restartNumberingAfterBreak="0">
+  <w:abstractNum w:abstractNumId="2" w15:restartNumberingAfterBreak="0">
     <w:nsid w:val="0ACA17D7"/>
     <w:multiLevelType w:val="hybridMultilevel"/>
     <w:tmpl w:val="A5485C0C"/>
@@ -8554,7 +8643,7 @@
       </w:rPr>
     </w:lvl>
   </w:abstractNum>
-  <w:abstractNum w:abstractNumId="2" w15:restartNumberingAfterBreak="0">
+  <w:abstractNum w:abstractNumId="3" w15:restartNumberingAfterBreak="0">
     <w:nsid w:val="0CB06A13"/>
     <w:multiLevelType w:val="hybridMultilevel"/>
     <w:tmpl w:val="A23AFC18"/>
@@ -8643,7 +8732,7 @@
       </w:pPr>
     </w:lvl>
   </w:abstractNum>
-  <w:abstractNum w:abstractNumId="3" w15:restartNumberingAfterBreak="0">
+  <w:abstractNum w:abstractNumId="4" w15:restartNumberingAfterBreak="0">
     <w:nsid w:val="0DAA647F"/>
     <w:multiLevelType w:val="hybridMultilevel"/>
     <w:tmpl w:val="6232A886"/>
@@ -8756,7 +8845,7 @@
       </w:rPr>
     </w:lvl>
   </w:abstractNum>
-  <w:abstractNum w:abstractNumId="4" w15:restartNumberingAfterBreak="0">
+  <w:abstractNum w:abstractNumId="5" w15:restartNumberingAfterBreak="0">
     <w:nsid w:val="0F4C0DD8"/>
     <w:multiLevelType w:val="hybridMultilevel"/>
     <w:tmpl w:val="E3609FDE"/>
@@ -8845,7 +8934,7 @@
       </w:pPr>
     </w:lvl>
   </w:abstractNum>
-  <w:abstractNum w:abstractNumId="5" w15:restartNumberingAfterBreak="0">
+  <w:abstractNum w:abstractNumId="6" w15:restartNumberingAfterBreak="0">
     <w:nsid w:val="15970609"/>
     <w:multiLevelType w:val="hybridMultilevel"/>
     <w:tmpl w:val="5BF2BA2A"/>
@@ -8958,7 +9047,7 @@
       </w:rPr>
     </w:lvl>
   </w:abstractNum>
-  <w:abstractNum w:abstractNumId="6" w15:restartNumberingAfterBreak="0">
+  <w:abstractNum w:abstractNumId="7" w15:restartNumberingAfterBreak="0">
     <w:nsid w:val="17373D55"/>
     <w:multiLevelType w:val="hybridMultilevel"/>
     <w:tmpl w:val="5FC6A0E4"/>
@@ -9071,7 +9160,7 @@
       </w:rPr>
     </w:lvl>
   </w:abstractNum>
-  <w:abstractNum w:abstractNumId="7" w15:restartNumberingAfterBreak="0">
+  <w:abstractNum w:abstractNumId="8" w15:restartNumberingAfterBreak="0">
     <w:nsid w:val="2226412D"/>
     <w:multiLevelType w:val="hybridMultilevel"/>
     <w:tmpl w:val="FCEA52CC"/>
@@ -9185,7 +9274,120 @@
       </w:rPr>
     </w:lvl>
   </w:abstractNum>
-  <w:abstractNum w:abstractNumId="8" w15:restartNumberingAfterBreak="0">
+  <w:abstractNum w:abstractNumId="9" w15:restartNumberingAfterBreak="0">
+    <w:nsid w:val="268F01AD"/>
+    <w:multiLevelType w:val="hybridMultilevel"/>
+    <w:tmpl w:val="EFF06A3A"/>
+    <w:lvl w:ilvl="0" w:tplc="0409000D">
+      <w:start w:val="1"/>
+      <w:numFmt w:val="bullet"/>
+      <w:lvlText w:val=""/>
+      <w:lvlJc w:val="left"/>
+      <w:pPr>
+        <w:ind w:left="1080" w:hanging="360"/>
+      </w:pPr>
+      <w:rPr>
+        <w:rFonts w:ascii="Wingdings" w:hAnsi="Wingdings" w:hint="default"/>
+      </w:rPr>
+    </w:lvl>
+    <w:lvl w:ilvl="1" w:tplc="04090003" w:tentative="1">
+      <w:start w:val="1"/>
+      <w:numFmt w:val="bullet"/>
+      <w:lvlText w:val="o"/>
+      <w:lvlJc w:val="left"/>
+      <w:pPr>
+        <w:ind w:left="1800" w:hanging="360"/>
+      </w:pPr>
+      <w:rPr>
+        <w:rFonts w:ascii="Courier New" w:hAnsi="Courier New" w:cs="Courier New" w:hint="default"/>
+      </w:rPr>
+    </w:lvl>
+    <w:lvl w:ilvl="2" w:tplc="04090005" w:tentative="1">
+      <w:start w:val="1"/>
+      <w:numFmt w:val="bullet"/>
+      <w:lvlText w:val=""/>
+      <w:lvlJc w:val="left"/>
+      <w:pPr>
+        <w:ind w:left="2520" w:hanging="360"/>
+      </w:pPr>
+      <w:rPr>
+        <w:rFonts w:ascii="Wingdings" w:hAnsi="Wingdings" w:hint="default"/>
+      </w:rPr>
+    </w:lvl>
+    <w:lvl w:ilvl="3" w:tplc="04090001" w:tentative="1">
+      <w:start w:val="1"/>
+      <w:numFmt w:val="bullet"/>
+      <w:lvlText w:val=""/>
+      <w:lvlJc w:val="left"/>
+      <w:pPr>
+        <w:ind w:left="3240" w:hanging="360"/>
+      </w:pPr>
+      <w:rPr>
+        <w:rFonts w:ascii="Symbol" w:hAnsi="Symbol" w:hint="default"/>
+      </w:rPr>
+    </w:lvl>
+    <w:lvl w:ilvl="4" w:tplc="04090003" w:tentative="1">
+      <w:start w:val="1"/>
+      <w:numFmt w:val="bullet"/>
+      <w:lvlText w:val="o"/>
+      <w:lvlJc w:val="left"/>
+      <w:pPr>
+        <w:ind w:left="3960" w:hanging="360"/>
+      </w:pPr>
+      <w:rPr>
+        <w:rFonts w:ascii="Courier New" w:hAnsi="Courier New" w:cs="Courier New" w:hint="default"/>
+      </w:rPr>
+    </w:lvl>
+    <w:lvl w:ilvl="5" w:tplc="04090005" w:tentative="1">
+      <w:start w:val="1"/>
+      <w:numFmt w:val="bullet"/>
+      <w:lvlText w:val=""/>
+      <w:lvlJc w:val="left"/>
+      <w:pPr>
+        <w:ind w:left="4680" w:hanging="360"/>
+      </w:pPr>
+      <w:rPr>
+        <w:rFonts w:ascii="Wingdings" w:hAnsi="Wingdings" w:hint="default"/>
+      </w:rPr>
+    </w:lvl>
+    <w:lvl w:ilvl="6" w:tplc="04090001" w:tentative="1">
+      <w:start w:val="1"/>
+      <w:numFmt w:val="bullet"/>
+      <w:lvlText w:val=""/>
+      <w:lvlJc w:val="left"/>
+      <w:pPr>
+        <w:ind w:left="5400" w:hanging="360"/>
+      </w:pPr>
+      <w:rPr>
+        <w:rFonts w:ascii="Symbol" w:hAnsi="Symbol" w:hint="default"/>
+      </w:rPr>
+    </w:lvl>
+    <w:lvl w:ilvl="7" w:tplc="04090003" w:tentative="1">
+      <w:start w:val="1"/>
+      <w:numFmt w:val="bullet"/>
+      <w:lvlText w:val="o"/>
+      <w:lvlJc w:val="left"/>
+      <w:pPr>
+        <w:ind w:left="6120" w:hanging="360"/>
+      </w:pPr>
+      <w:rPr>
+        <w:rFonts w:ascii="Courier New" w:hAnsi="Courier New" w:cs="Courier New" w:hint="default"/>
+      </w:rPr>
+    </w:lvl>
+    <w:lvl w:ilvl="8" w:tplc="04090005" w:tentative="1">
+      <w:start w:val="1"/>
+      <w:numFmt w:val="bullet"/>
+      <w:lvlText w:val=""/>
+      <w:lvlJc w:val="left"/>
+      <w:pPr>
+        <w:ind w:left="6840" w:hanging="360"/>
+      </w:pPr>
+      <w:rPr>
+        <w:rFonts w:ascii="Wingdings" w:hAnsi="Wingdings" w:hint="default"/>
+      </w:rPr>
+    </w:lvl>
+  </w:abstractNum>
+  <w:abstractNum w:abstractNumId="10" w15:restartNumberingAfterBreak="0">
     <w:nsid w:val="2A10688A"/>
     <w:multiLevelType w:val="hybridMultilevel"/>
     <w:tmpl w:val="7ACE98B0"/>
@@ -9298,7 +9500,7 @@
       </w:rPr>
     </w:lvl>
   </w:abstractNum>
-  <w:abstractNum w:abstractNumId="9" w15:restartNumberingAfterBreak="0">
+  <w:abstractNum w:abstractNumId="11" w15:restartNumberingAfterBreak="0">
     <w:nsid w:val="2B9D58C4"/>
     <w:multiLevelType w:val="hybridMultilevel"/>
     <w:tmpl w:val="95DCA5BE"/>
@@ -9411,7 +9613,7 @@
       </w:rPr>
     </w:lvl>
   </w:abstractNum>
-  <w:abstractNum w:abstractNumId="10" w15:restartNumberingAfterBreak="0">
+  <w:abstractNum w:abstractNumId="12" w15:restartNumberingAfterBreak="0">
     <w:nsid w:val="2DF72354"/>
     <w:multiLevelType w:val="hybridMultilevel"/>
     <w:tmpl w:val="2C2C0ABE"/>
@@ -9524,7 +9726,7 @@
       </w:rPr>
     </w:lvl>
   </w:abstractNum>
-  <w:abstractNum w:abstractNumId="11" w15:restartNumberingAfterBreak="0">
+  <w:abstractNum w:abstractNumId="13" w15:restartNumberingAfterBreak="0">
     <w:nsid w:val="2FDD6934"/>
     <w:multiLevelType w:val="hybridMultilevel"/>
     <w:tmpl w:val="61F0C428"/>
@@ -9637,7 +9839,7 @@
       </w:rPr>
     </w:lvl>
   </w:abstractNum>
-  <w:abstractNum w:abstractNumId="12" w15:restartNumberingAfterBreak="0">
+  <w:abstractNum w:abstractNumId="14" w15:restartNumberingAfterBreak="0">
     <w:nsid w:val="35680CFC"/>
     <w:multiLevelType w:val="hybridMultilevel"/>
     <w:tmpl w:val="107A9D70"/>
@@ -9750,7 +9952,7 @@
       </w:rPr>
     </w:lvl>
   </w:abstractNum>
-  <w:abstractNum w:abstractNumId="13" w15:restartNumberingAfterBreak="0">
+  <w:abstractNum w:abstractNumId="15" w15:restartNumberingAfterBreak="0">
     <w:nsid w:val="38BD6A5B"/>
     <w:multiLevelType w:val="hybridMultilevel"/>
     <w:tmpl w:val="ECC2899C"/>
@@ -9863,7 +10065,120 @@
       </w:rPr>
     </w:lvl>
   </w:abstractNum>
-  <w:abstractNum w:abstractNumId="14" w15:restartNumberingAfterBreak="0">
+  <w:abstractNum w:abstractNumId="16" w15:restartNumberingAfterBreak="0">
+    <w:nsid w:val="3B712B9C"/>
+    <w:multiLevelType w:val="hybridMultilevel"/>
+    <w:tmpl w:val="6142879E"/>
+    <w:lvl w:ilvl="0" w:tplc="04090001">
+      <w:start w:val="1"/>
+      <w:numFmt w:val="bullet"/>
+      <w:lvlText w:val=""/>
+      <w:lvlJc w:val="left"/>
+      <w:pPr>
+        <w:ind w:left="1080" w:hanging="360"/>
+      </w:pPr>
+      <w:rPr>
+        <w:rFonts w:ascii="Symbol" w:hAnsi="Symbol" w:hint="default"/>
+      </w:rPr>
+    </w:lvl>
+    <w:lvl w:ilvl="1" w:tplc="04090003" w:tentative="1">
+      <w:start w:val="1"/>
+      <w:numFmt w:val="bullet"/>
+      <w:lvlText w:val="o"/>
+      <w:lvlJc w:val="left"/>
+      <w:pPr>
+        <w:ind w:left="1800" w:hanging="360"/>
+      </w:pPr>
+      <w:rPr>
+        <w:rFonts w:ascii="Courier New" w:hAnsi="Courier New" w:cs="Courier New" w:hint="default"/>
+      </w:rPr>
+    </w:lvl>
+    <w:lvl w:ilvl="2" w:tplc="04090005" w:tentative="1">
+      <w:start w:val="1"/>
+      <w:numFmt w:val="bullet"/>
+      <w:lvlText w:val=""/>
+      <w:lvlJc w:val="left"/>
+      <w:pPr>
+        <w:ind w:left="2520" w:hanging="360"/>
+      </w:pPr>
+      <w:rPr>
+        <w:rFonts w:ascii="Wingdings" w:hAnsi="Wingdings" w:hint="default"/>
+      </w:rPr>
+    </w:lvl>
+    <w:lvl w:ilvl="3" w:tplc="04090001" w:tentative="1">
+      <w:start w:val="1"/>
+      <w:numFmt w:val="bullet"/>
+      <w:lvlText w:val=""/>
+      <w:lvlJc w:val="left"/>
+      <w:pPr>
+        <w:ind w:left="3240" w:hanging="360"/>
+      </w:pPr>
+      <w:rPr>
+        <w:rFonts w:ascii="Symbol" w:hAnsi="Symbol" w:hint="default"/>
+      </w:rPr>
+    </w:lvl>
+    <w:lvl w:ilvl="4" w:tplc="04090003" w:tentative="1">
+      <w:start w:val="1"/>
+      <w:numFmt w:val="bullet"/>
+      <w:lvlText w:val="o"/>
+      <w:lvlJc w:val="left"/>
+      <w:pPr>
+        <w:ind w:left="3960" w:hanging="360"/>
+      </w:pPr>
+      <w:rPr>
+        <w:rFonts w:ascii="Courier New" w:hAnsi="Courier New" w:cs="Courier New" w:hint="default"/>
+      </w:rPr>
+    </w:lvl>
+    <w:lvl w:ilvl="5" w:tplc="04090005" w:tentative="1">
+      <w:start w:val="1"/>
+      <w:numFmt w:val="bullet"/>
+      <w:lvlText w:val=""/>
+      <w:lvlJc w:val="left"/>
+      <w:pPr>
+        <w:ind w:left="4680" w:hanging="360"/>
+      </w:pPr>
+      <w:rPr>
+        <w:rFonts w:ascii="Wingdings" w:hAnsi="Wingdings" w:hint="default"/>
+      </w:rPr>
+    </w:lvl>
+    <w:lvl w:ilvl="6" w:tplc="04090001" w:tentative="1">
+      <w:start w:val="1"/>
+      <w:numFmt w:val="bullet"/>
+      <w:lvlText w:val=""/>
+      <w:lvlJc w:val="left"/>
+      <w:pPr>
+        <w:ind w:left="5400" w:hanging="360"/>
+      </w:pPr>
+      <w:rPr>
+        <w:rFonts w:ascii="Symbol" w:hAnsi="Symbol" w:hint="default"/>
+      </w:rPr>
+    </w:lvl>
+    <w:lvl w:ilvl="7" w:tplc="04090003" w:tentative="1">
+      <w:start w:val="1"/>
+      <w:numFmt w:val="bullet"/>
+      <w:lvlText w:val="o"/>
+      <w:lvlJc w:val="left"/>
+      <w:pPr>
+        <w:ind w:left="6120" w:hanging="360"/>
+      </w:pPr>
+      <w:rPr>
+        <w:rFonts w:ascii="Courier New" w:hAnsi="Courier New" w:cs="Courier New" w:hint="default"/>
+      </w:rPr>
+    </w:lvl>
+    <w:lvl w:ilvl="8" w:tplc="04090005" w:tentative="1">
+      <w:start w:val="1"/>
+      <w:numFmt w:val="bullet"/>
+      <w:lvlText w:val=""/>
+      <w:lvlJc w:val="left"/>
+      <w:pPr>
+        <w:ind w:left="6840" w:hanging="360"/>
+      </w:pPr>
+      <w:rPr>
+        <w:rFonts w:ascii="Wingdings" w:hAnsi="Wingdings" w:hint="default"/>
+      </w:rPr>
+    </w:lvl>
+  </w:abstractNum>
+  <w:abstractNum w:abstractNumId="17" w15:restartNumberingAfterBreak="0">
     <w:nsid w:val="3D482806"/>
     <w:multiLevelType w:val="hybridMultilevel"/>
     <w:tmpl w:val="B29CA2C2"/>
@@ -9975,7 +10290,7 @@
       </w:rPr>
     </w:lvl>
   </w:abstractNum>
-  <w:abstractNum w:abstractNumId="15" w15:restartNumberingAfterBreak="0">
+  <w:abstractNum w:abstractNumId="18" w15:restartNumberingAfterBreak="0">
     <w:nsid w:val="3E161256"/>
     <w:multiLevelType w:val="hybridMultilevel"/>
     <w:tmpl w:val="538CB080"/>
@@ -10088,7 +10403,7 @@
       </w:rPr>
     </w:lvl>
   </w:abstractNum>
-  <w:abstractNum w:abstractNumId="16" w15:restartNumberingAfterBreak="0">
+  <w:abstractNum w:abstractNumId="19" w15:restartNumberingAfterBreak="0">
     <w:nsid w:val="41687A14"/>
     <w:multiLevelType w:val="hybridMultilevel"/>
     <w:tmpl w:val="5DA05AD2"/>
@@ -10201,7 +10516,7 @@
       </w:rPr>
     </w:lvl>
   </w:abstractNum>
-  <w:abstractNum w:abstractNumId="17" w15:restartNumberingAfterBreak="0">
+  <w:abstractNum w:abstractNumId="20" w15:restartNumberingAfterBreak="0">
     <w:nsid w:val="41814385"/>
     <w:multiLevelType w:val="hybridMultilevel"/>
     <w:tmpl w:val="17E039CA"/>
@@ -10314,7 +10629,7 @@
       </w:rPr>
     </w:lvl>
   </w:abstractNum>
-  <w:abstractNum w:abstractNumId="18" w15:restartNumberingAfterBreak="0">
+  <w:abstractNum w:abstractNumId="21" w15:restartNumberingAfterBreak="0">
     <w:nsid w:val="42F86B1C"/>
     <w:multiLevelType w:val="hybridMultilevel"/>
     <w:tmpl w:val="ACAAA028"/>
@@ -10427,7 +10742,7 @@
       </w:rPr>
     </w:lvl>
   </w:abstractNum>
-  <w:abstractNum w:abstractNumId="19" w15:restartNumberingAfterBreak="0">
+  <w:abstractNum w:abstractNumId="22" w15:restartNumberingAfterBreak="0">
     <w:nsid w:val="49D95040"/>
     <w:multiLevelType w:val="hybridMultilevel"/>
     <w:tmpl w:val="D4429696"/>
@@ -10540,7 +10855,7 @@
       </w:rPr>
     </w:lvl>
   </w:abstractNum>
-  <w:abstractNum w:abstractNumId="20" w15:restartNumberingAfterBreak="0">
+  <w:abstractNum w:abstractNumId="23" w15:restartNumberingAfterBreak="0">
     <w:nsid w:val="4C657878"/>
     <w:multiLevelType w:val="hybridMultilevel"/>
     <w:tmpl w:val="FCAA8D96"/>
@@ -10653,7 +10968,7 @@
       </w:rPr>
     </w:lvl>
   </w:abstractNum>
-  <w:abstractNum w:abstractNumId="21" w15:restartNumberingAfterBreak="0">
+  <w:abstractNum w:abstractNumId="24" w15:restartNumberingAfterBreak="0">
     <w:nsid w:val="4E5C6DF1"/>
     <w:multiLevelType w:val="hybridMultilevel"/>
     <w:tmpl w:val="055E5BCA"/>
@@ -10766,7 +11081,7 @@
       </w:rPr>
     </w:lvl>
   </w:abstractNum>
-  <w:abstractNum w:abstractNumId="22" w15:restartNumberingAfterBreak="0">
+  <w:abstractNum w:abstractNumId="25" w15:restartNumberingAfterBreak="0">
     <w:nsid w:val="4F2D3A26"/>
     <w:multiLevelType w:val="hybridMultilevel"/>
     <w:tmpl w:val="4A9A6ACA"/>
@@ -10879,7 +11194,7 @@
       </w:rPr>
     </w:lvl>
   </w:abstractNum>
-  <w:abstractNum w:abstractNumId="23" w15:restartNumberingAfterBreak="0">
+  <w:abstractNum w:abstractNumId="26" w15:restartNumberingAfterBreak="0">
     <w:nsid w:val="500172C0"/>
     <w:multiLevelType w:val="hybridMultilevel"/>
     <w:tmpl w:val="0F0211A8"/>
@@ -10992,7 +11307,7 @@
       </w:rPr>
     </w:lvl>
   </w:abstractNum>
-  <w:abstractNum w:abstractNumId="24" w15:restartNumberingAfterBreak="0">
+  <w:abstractNum w:abstractNumId="27" w15:restartNumberingAfterBreak="0">
     <w:nsid w:val="52EF5AE7"/>
     <w:multiLevelType w:val="hybridMultilevel"/>
     <w:tmpl w:val="221017BA"/>
@@ -11105,7 +11420,7 @@
       </w:rPr>
     </w:lvl>
   </w:abstractNum>
-  <w:abstractNum w:abstractNumId="25" w15:restartNumberingAfterBreak="0">
+  <w:abstractNum w:abstractNumId="28" w15:restartNumberingAfterBreak="0">
     <w:nsid w:val="5EEE10C0"/>
     <w:multiLevelType w:val="hybridMultilevel"/>
     <w:tmpl w:val="B1E4F274"/>
@@ -11218,7 +11533,7 @@
       </w:rPr>
     </w:lvl>
   </w:abstractNum>
-  <w:abstractNum w:abstractNumId="26" w15:restartNumberingAfterBreak="0">
+  <w:abstractNum w:abstractNumId="29" w15:restartNumberingAfterBreak="0">
     <w:nsid w:val="64740015"/>
     <w:multiLevelType w:val="hybridMultilevel"/>
     <w:tmpl w:val="52A032FA"/>
@@ -11331,7 +11646,7 @@
       </w:rPr>
     </w:lvl>
   </w:abstractNum>
-  <w:abstractNum w:abstractNumId="27" w15:restartNumberingAfterBreak="0">
+  <w:abstractNum w:abstractNumId="30" w15:restartNumberingAfterBreak="0">
     <w:nsid w:val="668E263E"/>
     <w:multiLevelType w:val="hybridMultilevel"/>
     <w:tmpl w:val="B1907F5E"/>
@@ -11444,7 +11759,7 @@
       </w:rPr>
     </w:lvl>
   </w:abstractNum>
-  <w:abstractNum w:abstractNumId="28" w15:restartNumberingAfterBreak="0">
+  <w:abstractNum w:abstractNumId="31" w15:restartNumberingAfterBreak="0">
     <w:nsid w:val="6ADB14DF"/>
     <w:multiLevelType w:val="hybridMultilevel"/>
     <w:tmpl w:val="E440E932"/>
@@ -11557,7 +11872,7 @@
       </w:rPr>
     </w:lvl>
   </w:abstractNum>
-  <w:abstractNum w:abstractNumId="29" w15:restartNumberingAfterBreak="0">
+  <w:abstractNum w:abstractNumId="32" w15:restartNumberingAfterBreak="0">
     <w:nsid w:val="718265CA"/>
     <w:multiLevelType w:val="hybridMultilevel"/>
     <w:tmpl w:val="98F43340"/>
@@ -11670,7 +11985,7 @@
       </w:rPr>
     </w:lvl>
   </w:abstractNum>
-  <w:abstractNum w:abstractNumId="30" w15:restartNumberingAfterBreak="0">
+  <w:abstractNum w:abstractNumId="33" w15:restartNumberingAfterBreak="0">
     <w:nsid w:val="7DB60117"/>
     <w:multiLevelType w:val="hybridMultilevel"/>
     <w:tmpl w:val="2F6ED808"/>
@@ -11785,97 +12100,106 @@
     </w:lvl>
   </w:abstractNum>
   <w:num w:numId="1" w16cid:durableId="411778641">
+    <w:abstractNumId w:val="29"/>
+  </w:num>
+  <w:num w:numId="2" w16cid:durableId="947809985">
+    <w:abstractNumId w:val="12"/>
+  </w:num>
+  <w:num w:numId="3" w16cid:durableId="164824842">
+    <w:abstractNumId w:val="21"/>
+  </w:num>
+  <w:num w:numId="4" w16cid:durableId="1572277202">
+    <w:abstractNumId w:val="13"/>
+  </w:num>
+  <w:num w:numId="5" w16cid:durableId="477380662">
+    <w:abstractNumId w:val="8"/>
+  </w:num>
+  <w:num w:numId="6" w16cid:durableId="35274006">
+    <w:abstractNumId w:val="10"/>
+  </w:num>
+  <w:num w:numId="7" w16cid:durableId="99616492">
+    <w:abstractNumId w:val="18"/>
+  </w:num>
+  <w:num w:numId="8" w16cid:durableId="388654761">
+    <w:abstractNumId w:val="14"/>
+  </w:num>
+  <w:num w:numId="9" w16cid:durableId="1530532768">
+    <w:abstractNumId w:val="2"/>
+  </w:num>
+  <w:num w:numId="10" w16cid:durableId="776680314">
+    <w:abstractNumId w:val="1"/>
+  </w:num>
+  <w:num w:numId="11" w16cid:durableId="1941404648">
+    <w:abstractNumId w:val="19"/>
+  </w:num>
+  <w:num w:numId="12" w16cid:durableId="893734812">
+    <w:abstractNumId w:val="31"/>
+  </w:num>
+  <w:num w:numId="13" w16cid:durableId="1428188695">
+    <w:abstractNumId w:val="22"/>
+  </w:num>
+  <w:num w:numId="14" w16cid:durableId="1961567365">
+    <w:abstractNumId w:val="15"/>
+  </w:num>
+  <w:num w:numId="15" w16cid:durableId="1512261041">
     <w:abstractNumId w:val="26"/>
   </w:num>
-  <w:num w:numId="2" w16cid:durableId="947809985">
-    <w:abstractNumId w:val="10"/>
+  <w:num w:numId="16" w16cid:durableId="129134688">
+    <w:abstractNumId w:val="27"/>
   </w:num>
-  <w:num w:numId="3" w16cid:durableId="164824842">
-    <w:abstractNumId w:val="18"/>
+  <w:num w:numId="17" w16cid:durableId="41100445">
+    <w:abstractNumId w:val="25"/>
   </w:num>
-  <w:num w:numId="4" w16cid:durableId="1572277202">
+  <w:num w:numId="18" w16cid:durableId="1953434165">
+    <w:abstractNumId w:val="24"/>
+  </w:num>
+  <w:num w:numId="19" w16cid:durableId="1496064861">
+    <w:abstractNumId w:val="30"/>
+  </w:num>
+  <w:num w:numId="20" w16cid:durableId="1504051671">
+    <w:abstractNumId w:val="20"/>
+  </w:num>
+  <w:num w:numId="21" w16cid:durableId="727262107">
+    <w:abstractNumId w:val="17"/>
+  </w:num>
+  <w:num w:numId="22" w16cid:durableId="1736511794">
+    <w:abstractNumId w:val="32"/>
+  </w:num>
+  <w:num w:numId="23" w16cid:durableId="599874453">
+    <w:abstractNumId w:val="23"/>
+  </w:num>
+  <w:num w:numId="24" w16cid:durableId="391931600">
+    <w:abstractNumId w:val="7"/>
+  </w:num>
+  <w:num w:numId="25" w16cid:durableId="670065367">
+    <w:abstractNumId w:val="6"/>
+  </w:num>
+  <w:num w:numId="26" w16cid:durableId="190729930">
+    <w:abstractNumId w:val="3"/>
+  </w:num>
+  <w:num w:numId="27" w16cid:durableId="569847723">
+    <w:abstractNumId w:val="33"/>
+  </w:num>
+  <w:num w:numId="28" w16cid:durableId="811799886">
+    <w:abstractNumId w:val="5"/>
+  </w:num>
+  <w:num w:numId="29" w16cid:durableId="1182279111">
+    <w:abstractNumId w:val="4"/>
+  </w:num>
+  <w:num w:numId="30" w16cid:durableId="251092606">
     <w:abstractNumId w:val="11"/>
   </w:num>
-  <w:num w:numId="5" w16cid:durableId="477380662">
-    <w:abstractNumId w:val="7"/>
+  <w:num w:numId="31" w16cid:durableId="286619397">
+    <w:abstractNumId w:val="28"/>
   </w:num>
-  <w:num w:numId="6" w16cid:durableId="35274006">
-    <w:abstractNumId w:val="8"/>
+  <w:num w:numId="32" w16cid:durableId="1481464101">
+    <w:abstractNumId w:val="16"/>
   </w:num>
-  <w:num w:numId="7" w16cid:durableId="99616492">
-    <w:abstractNumId w:val="15"/>
-  </w:num>
-  <w:num w:numId="8" w16cid:durableId="388654761">
-    <w:abstractNumId w:val="12"/>
-  </w:num>
-  <w:num w:numId="9" w16cid:durableId="1530532768">
-    <w:abstractNumId w:val="1"/>
-  </w:num>
-  <w:num w:numId="10" w16cid:durableId="776680314">
+  <w:num w:numId="33" w16cid:durableId="156045332">
     <w:abstractNumId w:val="0"/>
   </w:num>
-  <w:num w:numId="11" w16cid:durableId="1941404648">
-    <w:abstractNumId w:val="16"/>
-  </w:num>
-  <w:num w:numId="12" w16cid:durableId="893734812">
-    <w:abstractNumId w:val="28"/>
-  </w:num>
-  <w:num w:numId="13" w16cid:durableId="1428188695">
-    <w:abstractNumId w:val="19"/>
-  </w:num>
-  <w:num w:numId="14" w16cid:durableId="1961567365">
-    <w:abstractNumId w:val="13"/>
-  </w:num>
-  <w:num w:numId="15" w16cid:durableId="1512261041">
-    <w:abstractNumId w:val="23"/>
-  </w:num>
-  <w:num w:numId="16" w16cid:durableId="129134688">
-    <w:abstractNumId w:val="24"/>
-  </w:num>
-  <w:num w:numId="17" w16cid:durableId="41100445">
-    <w:abstractNumId w:val="22"/>
-  </w:num>
-  <w:num w:numId="18" w16cid:durableId="1953434165">
-    <w:abstractNumId w:val="21"/>
-  </w:num>
-  <w:num w:numId="19" w16cid:durableId="1496064861">
-    <w:abstractNumId w:val="27"/>
-  </w:num>
-  <w:num w:numId="20" w16cid:durableId="1504051671">
-    <w:abstractNumId w:val="17"/>
-  </w:num>
-  <w:num w:numId="21" w16cid:durableId="727262107">
-    <w:abstractNumId w:val="14"/>
-  </w:num>
-  <w:num w:numId="22" w16cid:durableId="1736511794">
-    <w:abstractNumId w:val="29"/>
-  </w:num>
-  <w:num w:numId="23" w16cid:durableId="599874453">
-    <w:abstractNumId w:val="20"/>
-  </w:num>
-  <w:num w:numId="24" w16cid:durableId="391931600">
-    <w:abstractNumId w:val="6"/>
-  </w:num>
-  <w:num w:numId="25" w16cid:durableId="670065367">
-    <w:abstractNumId w:val="5"/>
-  </w:num>
-  <w:num w:numId="26" w16cid:durableId="190729930">
-    <w:abstractNumId w:val="2"/>
-  </w:num>
-  <w:num w:numId="27" w16cid:durableId="569847723">
-    <w:abstractNumId w:val="30"/>
-  </w:num>
-  <w:num w:numId="28" w16cid:durableId="811799886">
-    <w:abstractNumId w:val="4"/>
-  </w:num>
-  <w:num w:numId="29" w16cid:durableId="1182279111">
-    <w:abstractNumId w:val="3"/>
-  </w:num>
-  <w:num w:numId="30" w16cid:durableId="251092606">
+  <w:num w:numId="34" w16cid:durableId="1819764149">
     <w:abstractNumId w:val="9"/>
-  </w:num>
-  <w:num w:numId="31" w16cid:durableId="286619397">
-    <w:abstractNumId w:val="25"/>
   </w:num>
   <w:numIdMacAtCleanup w:val="11"/>
 </w:numbering>
